--- a/_site/organizacion-industrial/2023-06-23-elasticidad/index.docx
+++ b/_site/organizacion-industrial/2023-06-23-elasticidad/index.docx
@@ -217,7 +217,7 @@
         <w:t xml:space="preserve">Palabras clave</w:t>
       </w:r>
       <w:r>
-        <w:t xml:space="preserve">: keyword1, keyword2</w:t>
+        <w:t xml:space="preserve">:</w:t>
       </w:r>
     </w:p>
     <w:p>
@@ -2984,6 +2984,33 @@
         <w:t xml:space="preserve">7.3 Reflexiones sobre la aplicabilidad y relevancia de la elasticidad en el mundo actual</w:t>
       </w:r>
     </w:p>
+    <w:p>
+      <w:r>
+        <w:pict>
+          <v:rect style="width:0;height:1.5pt" o:hralign="center" o:hrstd="t" o:hr="t"/>
+        </w:pict>
+      </w:r>
+    </w:p>
+    <w:p>
+      <w:pPr>
+        <w:pStyle w:val="FirstParagraph"/>
+      </w:pPr>
+      <w:r>
+        <w:t xml:space="preserve">tipo: fragmento</w:t>
+      </w:r>
+      <w:r>
+        <w:t xml:space="preserve"> </w:t>
+      </w:r>
+      <w:r>
+        <w:t xml:space="preserve">titulo: texto de apertura del bloque «Publicaciones similares» (incluido en cada post)</w:t>
+      </w:r>
+      <w:r>
+        <w:t xml:space="preserve"> </w:t>
+      </w:r>
+      <w:r>
+        <w:t xml:space="preserve">—</w:t>
+      </w:r>
+    </w:p>
     <w:bookmarkEnd w:id="61"/>
     <w:bookmarkEnd w:id="62"/>
     <w:bookmarkStart w:id="77" w:name="publicaciones-similares"/>
@@ -3151,8 +3178,35 @@
       </w:hyperlink>
     </w:p>
     <w:p>
+      <w:r>
+        <w:pict>
+          <v:rect style="width:0;height:1.5pt" o:hralign="center" o:hrstd="t" o:hr="t"/>
+        </w:pict>
+      </w:r>
+    </w:p>
+    <w:p>
       <w:pPr>
         <w:pStyle w:val="FirstParagraph"/>
+      </w:pPr>
+      <w:r>
+        <w:t xml:space="preserve">tipo: fragmento</w:t>
+      </w:r>
+      <w:r>
+        <w:t xml:space="preserve"> </w:t>
+      </w:r>
+      <w:r>
+        <w:t xml:space="preserve">titulo: texto de cierre del bloque «Publicaciones similares» (incluido en cada post)</w:t>
+      </w:r>
+      <w:r>
+        <w:t xml:space="preserve"> </w:t>
+      </w:r>
+      <w:r>
+        <w:t xml:space="preserve">—</w:t>
+      </w:r>
+    </w:p>
+    <w:p>
+      <w:pPr>
+        <w:pStyle w:val="BodyText"/>
       </w:pPr>
       <w:r>
         <w:t xml:space="preserve">Esperamos que encuentres estas publicaciones igualmente interesantes y útiles. ¡Disfruta de la lectura!</w:t>

--- a/_site/organizacion-industrial/2023-06-23-elasticidad/index.docx
+++ b/_site/organizacion-industrial/2023-06-23-elasticidad/index.docx
@@ -2984,33 +2984,6 @@
         <w:t xml:space="preserve">7.3 Reflexiones sobre la aplicabilidad y relevancia de la elasticidad en el mundo actual</w:t>
       </w:r>
     </w:p>
-    <w:p>
-      <w:r>
-        <w:pict>
-          <v:rect style="width:0;height:1.5pt" o:hralign="center" o:hrstd="t" o:hr="t"/>
-        </w:pict>
-      </w:r>
-    </w:p>
-    <w:p>
-      <w:pPr>
-        <w:pStyle w:val="FirstParagraph"/>
-      </w:pPr>
-      <w:r>
-        <w:t xml:space="preserve">tipo: fragmento</w:t>
-      </w:r>
-      <w:r>
-        <w:t xml:space="preserve"> </w:t>
-      </w:r>
-      <w:r>
-        <w:t xml:space="preserve">titulo: texto de apertura del bloque «Publicaciones similares» (incluido en cada post)</w:t>
-      </w:r>
-      <w:r>
-        <w:t xml:space="preserve"> </w:t>
-      </w:r>
-      <w:r>
-        <w:t xml:space="preserve">—</w:t>
-      </w:r>
-    </w:p>
     <w:bookmarkEnd w:id="61"/>
     <w:bookmarkEnd w:id="62"/>
     <w:bookmarkStart w:id="77" w:name="publicaciones-similares"/>
@@ -3178,35 +3151,8 @@
       </w:hyperlink>
     </w:p>
     <w:p>
-      <w:r>
-        <w:pict>
-          <v:rect style="width:0;height:1.5pt" o:hralign="center" o:hrstd="t" o:hr="t"/>
-        </w:pict>
-      </w:r>
-    </w:p>
-    <w:p>
       <w:pPr>
         <w:pStyle w:val="FirstParagraph"/>
-      </w:pPr>
-      <w:r>
-        <w:t xml:space="preserve">tipo: fragmento</w:t>
-      </w:r>
-      <w:r>
-        <w:t xml:space="preserve"> </w:t>
-      </w:r>
-      <w:r>
-        <w:t xml:space="preserve">titulo: texto de cierre del bloque «Publicaciones similares» (incluido en cada post)</w:t>
-      </w:r>
-      <w:r>
-        <w:t xml:space="preserve"> </w:t>
-      </w:r>
-      <w:r>
-        <w:t xml:space="preserve">—</w:t>
-      </w:r>
-    </w:p>
-    <w:p>
-      <w:pPr>
-        <w:pStyle w:val="BodyText"/>
       </w:pPr>
       <w:r>
         <w:t xml:space="preserve">Esperamos que encuentres estas publicaciones igualmente interesantes y útiles. ¡Disfruta de la lectura!</w:t>

--- a/_site/organizacion-industrial/2023-06-23-elasticidad/index.docx
+++ b/_site/organizacion-industrial/2023-06-23-elasticidad/index.docx
@@ -2986,7 +2986,7 @@
     </w:p>
     <w:bookmarkEnd w:id="61"/>
     <w:bookmarkEnd w:id="62"/>
-    <w:bookmarkStart w:id="77" w:name="publicaciones-similares"/>
+    <w:bookmarkStart w:id="73" w:name="publicaciones-similares"/>
     <w:p>
       <w:pPr>
         <w:pStyle w:val="Heading1"/>
@@ -3104,48 +3104,6 @@
           <w:rPr>
             <w:rStyle w:val="Hyperlink"/>
           </w:rPr>
-          <w:t xml:space="preserve">Medidas Concentracion Desempeño</w:t>
-        </w:r>
-      </w:hyperlink>
-    </w:p>
-    <w:p>
-      <w:pPr>
-        <w:pStyle w:val="Compact"/>
-        <w:numPr>
-          <w:ilvl w:val="0"/>
-          <w:numId w:val="1003"/>
-        </w:numPr>
-      </w:pPr>
-      <w:hyperlink r:id="rId73"/>
-      <w:r>
-        <w:t xml:space="preserve"> </w:t>
-      </w:r>
-      <w:hyperlink r:id="rId74">
-        <w:r>
-          <w:rPr>
-            <w:rStyle w:val="Hyperlink"/>
-          </w:rPr>
-          <w:t xml:space="preserve">Estructura Del Mercado</w:t>
-        </w:r>
-      </w:hyperlink>
-    </w:p>
-    <w:p>
-      <w:pPr>
-        <w:pStyle w:val="Compact"/>
-        <w:numPr>
-          <w:ilvl w:val="0"/>
-          <w:numId w:val="1003"/>
-        </w:numPr>
-      </w:pPr>
-      <w:hyperlink r:id="rId75"/>
-      <w:r>
-        <w:t xml:space="preserve"> </w:t>
-      </w:r>
-      <w:hyperlink r:id="rId76">
-        <w:r>
-          <w:rPr>
-            <w:rStyle w:val="Hyperlink"/>
-          </w:rPr>
           <w:t xml:space="preserve">Elasticidad</w:t>
         </w:r>
       </w:hyperlink>
@@ -3158,7 +3116,7 @@
         <w:t xml:space="preserve">Esperamos que encuentres estas publicaciones igualmente interesantes y útiles. ¡Disfruta de la lectura!</w:t>
       </w:r>
     </w:p>
-    <w:bookmarkEnd w:id="77"/>
+    <w:bookmarkEnd w:id="73"/>
     <w:p>
       <w:pPr>
         <w:pStyle w:val="Heading1"/>
